--- a/apra-template-english.docx
+++ b/apra-template-english.docx
@@ -206,7 +206,7 @@
                 <v:stroke joinstyle="miter"/>
                 <v:path gradientshapeok="t" o:connecttype="rect"/>
               </v:shapetype>
-              <v:shape id="Text Box 1" o:spid="_x0000_s1026" type="#_x0000_t202" style="position:absolute;margin-left:94.65pt;margin-top:0;width:145.85pt;height:102.95pt;z-index:251658240;visibility:visible;mso-wrap-style:none;mso-width-percent:0;mso-height-percent:0;mso-wrap-distance-left:9pt;mso-wrap-distance-top:0;mso-wrap-distance-right:9pt;mso-wrap-distance-bottom:0;mso-position-horizontal:right;mso-position-horizontal-relative:margin;mso-position-vertical:bottom;mso-position-vertical-relative:margin;mso-width-percent:0;mso-height-percent:0;mso-width-relative:margin;mso-height-relative:margin;v-text-anchor:top" o:gfxdata="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" fillcolor="white [3201]" stroked="f" strokeweight=".5pt">
+              <v:shape id="Text Box 1" o:spid="_x0000_s1026" type="#_x0000_t202" style="position:absolute;margin-left:94.65pt;margin-top:0;width:145.85pt;height:102.95pt;z-index:251658240;visibility:visible;mso-wrap-style:none;mso-width-percent:0;mso-height-percent:0;mso-wrap-distance-left:9pt;mso-wrap-distance-top:0;mso-wrap-distance-right:9pt;mso-wrap-distance-bottom:0;mso-position-horizontal:right;mso-position-horizontal-relative:margin;mso-position-vertical:bottom;mso-position-vertical-relative:margin;mso-width-percent:0;mso-height-percent:0;mso-width-relative:margin;mso-height-relative:margin;v-text-anchor:top" o:gfxdata="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" fillcolor="white [3201]" stroked="f" strokeweight=".5pt">
                 <v:textbox inset="0,0,0,0">
                   <w:txbxContent>
                     <w:p>
@@ -354,8 +354,6 @@
               <w:bCs w:val="0"/>
               <w:iCs w:val="0"/>
               <w:noProof/>
-              <w:sz w:val="22"/>
-              <w:szCs w:val="22"/>
             </w:rPr>
           </w:pPr>
           <w:r>
@@ -378,7 +376,7 @@
             </w:rPr>
             <w:fldChar w:fldCharType="separate"/>
           </w:r>
-          <w:hyperlink w:anchor="_Toc56523596" w:history="1">
+          <w:hyperlink w:anchor="_Toc56583779" w:history="1">
             <w:r>
               <w:rPr>
                 <w:rStyle w:val="Hyperlink"/>
@@ -393,8 +391,6 @@
                 <w:bCs w:val="0"/>
                 <w:iCs w:val="0"/>
                 <w:noProof/>
-                <w:sz w:val="22"/>
-                <w:szCs w:val="22"/>
               </w:rPr>
               <w:tab/>
             </w:r>
@@ -424,7 +420,7 @@
                 <w:noProof/>
                 <w:webHidden/>
               </w:rPr>
-              <w:instrText xml:space="preserve"> PAGEREF _Toc56523596 \h </w:instrText>
+              <w:instrText xml:space="preserve"> PAGEREF _Toc56583779 \h </w:instrText>
             </w:r>
             <w:r>
               <w:rPr>
@@ -464,11 +460,9 @@
               <w:bCs w:val="0"/>
               <w:iCs w:val="0"/>
               <w:noProof/>
-              <w:sz w:val="22"/>
-              <w:szCs w:val="22"/>
             </w:rPr>
           </w:pPr>
-          <w:hyperlink w:anchor="_Toc56523597" w:history="1">
+          <w:hyperlink w:anchor="_Toc56583780" w:history="1">
             <w:r>
               <w:rPr>
                 <w:rStyle w:val="Hyperlink"/>
@@ -483,8 +477,6 @@
                 <w:bCs w:val="0"/>
                 <w:iCs w:val="0"/>
                 <w:noProof/>
-                <w:sz w:val="22"/>
-                <w:szCs w:val="22"/>
               </w:rPr>
               <w:tab/>
             </w:r>
@@ -514,7 +506,7 @@
                 <w:noProof/>
                 <w:webHidden/>
               </w:rPr>
-              <w:instrText xml:space="preserve"> PAGEREF _Toc56523597 \h </w:instrText>
+              <w:instrText xml:space="preserve"> PAGEREF _Toc56583780 \h </w:instrText>
             </w:r>
             <w:r>
               <w:rPr>
@@ -554,11 +546,9 @@
               <w:bCs w:val="0"/>
               <w:iCs w:val="0"/>
               <w:noProof/>
-              <w:sz w:val="22"/>
-              <w:szCs w:val="22"/>
             </w:rPr>
           </w:pPr>
-          <w:hyperlink w:anchor="_Toc56523598" w:history="1">
+          <w:hyperlink w:anchor="_Toc56583781" w:history="1">
             <w:r>
               <w:rPr>
                 <w:rStyle w:val="Hyperlink"/>
@@ -573,8 +563,6 @@
                 <w:bCs w:val="0"/>
                 <w:iCs w:val="0"/>
                 <w:noProof/>
-                <w:sz w:val="22"/>
-                <w:szCs w:val="22"/>
               </w:rPr>
               <w:tab/>
             </w:r>
@@ -604,7 +592,7 @@
                 <w:noProof/>
                 <w:webHidden/>
               </w:rPr>
-              <w:instrText xml:space="preserve"> PAGEREF _Toc56523598 \h </w:instrText>
+              <w:instrText xml:space="preserve"> PAGEREF _Toc56583781 \h </w:instrText>
             </w:r>
             <w:r>
               <w:rPr>
@@ -641,10 +629,10 @@
             <w:rPr>
               <w:rFonts w:asciiTheme="minorHAnsi" w:eastAsiaTheme="minorEastAsia" w:hAnsiTheme="minorHAnsi" w:cstheme="minorBidi"/>
               <w:bCs w:val="0"/>
-              <w:sz w:val="22"/>
+              <w:szCs w:val="24"/>
             </w:rPr>
           </w:pPr>
-          <w:hyperlink w:anchor="_Toc56523599" w:history="1">
+          <w:hyperlink w:anchor="_Toc56583782" w:history="1">
             <w:r>
               <w:rPr>
                 <w:rStyle w:val="Hyperlink"/>
@@ -655,7 +643,7 @@
               <w:rPr>
                 <w:rFonts w:asciiTheme="minorHAnsi" w:eastAsiaTheme="minorEastAsia" w:hAnsiTheme="minorHAnsi" w:cstheme="minorBidi"/>
                 <w:bCs w:val="0"/>
-                <w:sz w:val="22"/>
+                <w:szCs w:val="24"/>
               </w:rPr>
               <w:tab/>
             </w:r>
@@ -681,7 +669,7 @@
               <w:rPr>
                 <w:webHidden/>
               </w:rPr>
-              <w:instrText xml:space="preserve"> PAGEREF _Toc56523599 \h </w:instrText>
+              <w:instrText xml:space="preserve"> PAGEREF _Toc56583782 \h </w:instrText>
             </w:r>
             <w:r>
               <w:rPr>
@@ -714,10 +702,10 @@
             <w:rPr>
               <w:rFonts w:asciiTheme="minorHAnsi" w:eastAsiaTheme="minorEastAsia" w:hAnsiTheme="minorHAnsi" w:cstheme="minorBidi"/>
               <w:bCs w:val="0"/>
-              <w:sz w:val="22"/>
+              <w:szCs w:val="24"/>
             </w:rPr>
           </w:pPr>
-          <w:hyperlink w:anchor="_Toc56523600" w:history="1">
+          <w:hyperlink w:anchor="_Toc56583783" w:history="1">
             <w:r>
               <w:rPr>
                 <w:rStyle w:val="Hyperlink"/>
@@ -728,7 +716,7 @@
               <w:rPr>
                 <w:rFonts w:asciiTheme="minorHAnsi" w:eastAsiaTheme="minorEastAsia" w:hAnsiTheme="minorHAnsi" w:cstheme="minorBidi"/>
                 <w:bCs w:val="0"/>
-                <w:sz w:val="22"/>
+                <w:szCs w:val="24"/>
               </w:rPr>
               <w:tab/>
             </w:r>
@@ -754,7 +742,7 @@
               <w:rPr>
                 <w:webHidden/>
               </w:rPr>
-              <w:instrText xml:space="preserve"> PAGEREF _Toc56523600 \h </w:instrText>
+              <w:instrText xml:space="preserve"> PAGEREF _Toc56583783 \h </w:instrText>
             </w:r>
             <w:r>
               <w:rPr>
@@ -786,11 +774,10 @@
             <w:pStyle w:val="TOC3"/>
             <w:rPr>
               <w:rFonts w:asciiTheme="minorHAnsi" w:eastAsiaTheme="minorEastAsia" w:hAnsiTheme="minorHAnsi" w:cstheme="minorBidi"/>
-              <w:sz w:val="22"/>
-              <w:szCs w:val="22"/>
+              <w:szCs w:val="24"/>
             </w:rPr>
           </w:pPr>
-          <w:hyperlink w:anchor="_Toc56523601" w:history="1">
+          <w:hyperlink w:anchor="_Toc56583784" w:history="1">
             <w:r>
               <w:rPr>
                 <w:rStyle w:val="Hyperlink"/>
@@ -800,8 +787,7 @@
             <w:r>
               <w:rPr>
                 <w:rFonts w:asciiTheme="minorHAnsi" w:eastAsiaTheme="minorEastAsia" w:hAnsiTheme="minorHAnsi" w:cstheme="minorBidi"/>
-                <w:sz w:val="22"/>
-                <w:szCs w:val="22"/>
+                <w:szCs w:val="24"/>
               </w:rPr>
               <w:tab/>
             </w:r>
@@ -827,7 +813,7 @@
               <w:rPr>
                 <w:webHidden/>
               </w:rPr>
-              <w:instrText xml:space="preserve"> PAGEREF _Toc56523601 \h </w:instrText>
+              <w:instrText xml:space="preserve"> PAGEREF _Toc56583784 \h </w:instrText>
             </w:r>
             <w:r>
               <w:rPr>
@@ -859,11 +845,10 @@
             <w:pStyle w:val="TOC3"/>
             <w:rPr>
               <w:rFonts w:asciiTheme="minorHAnsi" w:eastAsiaTheme="minorEastAsia" w:hAnsiTheme="minorHAnsi" w:cstheme="minorBidi"/>
-              <w:sz w:val="22"/>
-              <w:szCs w:val="22"/>
+              <w:szCs w:val="24"/>
             </w:rPr>
           </w:pPr>
-          <w:hyperlink w:anchor="_Toc56523602" w:history="1">
+          <w:hyperlink w:anchor="_Toc56583785" w:history="1">
             <w:r>
               <w:rPr>
                 <w:rStyle w:val="Hyperlink"/>
@@ -873,8 +858,7 @@
             <w:r>
               <w:rPr>
                 <w:rFonts w:asciiTheme="minorHAnsi" w:eastAsiaTheme="minorEastAsia" w:hAnsiTheme="minorHAnsi" w:cstheme="minorBidi"/>
-                <w:sz w:val="22"/>
-                <w:szCs w:val="22"/>
+                <w:szCs w:val="24"/>
               </w:rPr>
               <w:tab/>
             </w:r>
@@ -900,7 +884,7 @@
               <w:rPr>
                 <w:webHidden/>
               </w:rPr>
-              <w:instrText xml:space="preserve"> PAGEREF _Toc56523602 \h </w:instrText>
+              <w:instrText xml:space="preserve"> PAGEREF _Toc56583785 \h </w:instrText>
             </w:r>
             <w:r>
               <w:rPr>
@@ -936,11 +920,9 @@
               <w:bCs w:val="0"/>
               <w:iCs w:val="0"/>
               <w:noProof/>
-              <w:sz w:val="22"/>
-              <w:szCs w:val="22"/>
             </w:rPr>
           </w:pPr>
-          <w:hyperlink w:anchor="_Toc56523603" w:history="1">
+          <w:hyperlink w:anchor="_Toc56583786" w:history="1">
             <w:r>
               <w:rPr>
                 <w:rStyle w:val="Hyperlink"/>
@@ -955,8 +937,6 @@
                 <w:bCs w:val="0"/>
                 <w:iCs w:val="0"/>
                 <w:noProof/>
-                <w:sz w:val="22"/>
-                <w:szCs w:val="22"/>
               </w:rPr>
               <w:tab/>
             </w:r>
@@ -986,7 +966,7 @@
                 <w:noProof/>
                 <w:webHidden/>
               </w:rPr>
-              <w:instrText xml:space="preserve"> PAGEREF _Toc56523603 \h </w:instrText>
+              <w:instrText xml:space="preserve"> PAGEREF _Toc56583786 \h </w:instrText>
             </w:r>
             <w:r>
               <w:rPr>
@@ -1026,11 +1006,9 @@
               <w:bCs w:val="0"/>
               <w:iCs w:val="0"/>
               <w:noProof/>
-              <w:sz w:val="22"/>
-              <w:szCs w:val="22"/>
             </w:rPr>
           </w:pPr>
-          <w:hyperlink w:anchor="_Toc56523604" w:history="1">
+          <w:hyperlink w:anchor="_Toc56583787" w:history="1">
             <w:r>
               <w:rPr>
                 <w:rStyle w:val="Hyperlink"/>
@@ -1045,8 +1023,6 @@
                 <w:bCs w:val="0"/>
                 <w:iCs w:val="0"/>
                 <w:noProof/>
-                <w:sz w:val="22"/>
-                <w:szCs w:val="22"/>
               </w:rPr>
               <w:tab/>
             </w:r>
@@ -1076,7 +1052,7 @@
                 <w:noProof/>
                 <w:webHidden/>
               </w:rPr>
-              <w:instrText xml:space="preserve"> PAGEREF _Toc56523604 \h </w:instrText>
+              <w:instrText xml:space="preserve"> PAGEREF _Toc56583787 \h </w:instrText>
             </w:r>
             <w:r>
               <w:rPr>
@@ -1116,11 +1092,9 @@
               <w:bCs w:val="0"/>
               <w:iCs w:val="0"/>
               <w:noProof/>
-              <w:sz w:val="22"/>
-              <w:szCs w:val="22"/>
             </w:rPr>
           </w:pPr>
-          <w:hyperlink w:anchor="_Toc56523605" w:history="1">
+          <w:hyperlink w:anchor="_Toc56583788" w:history="1">
             <w:r>
               <w:rPr>
                 <w:rStyle w:val="Hyperlink"/>
@@ -1135,8 +1109,6 @@
                 <w:bCs w:val="0"/>
                 <w:iCs w:val="0"/>
                 <w:noProof/>
-                <w:sz w:val="22"/>
-                <w:szCs w:val="22"/>
               </w:rPr>
               <w:tab/>
             </w:r>
@@ -1166,7 +1138,7 @@
                 <w:noProof/>
                 <w:webHidden/>
               </w:rPr>
-              <w:instrText xml:space="preserve"> PAGEREF _Toc56523605 \h </w:instrText>
+              <w:instrText xml:space="preserve"> PAGEREF _Toc56583788 \h </w:instrText>
             </w:r>
             <w:r>
               <w:rPr>
@@ -1206,11 +1178,9 @@
               <w:bCs w:val="0"/>
               <w:iCs w:val="0"/>
               <w:noProof/>
-              <w:sz w:val="22"/>
-              <w:szCs w:val="22"/>
             </w:rPr>
           </w:pPr>
-          <w:hyperlink w:anchor="_Toc56523606" w:history="1">
+          <w:hyperlink w:anchor="_Toc56583789" w:history="1">
             <w:r>
               <w:rPr>
                 <w:rStyle w:val="Hyperlink"/>
@@ -1225,8 +1195,6 @@
                 <w:bCs w:val="0"/>
                 <w:iCs w:val="0"/>
                 <w:noProof/>
-                <w:sz w:val="22"/>
-                <w:szCs w:val="22"/>
               </w:rPr>
               <w:tab/>
             </w:r>
@@ -1256,7 +1224,7 @@
                 <w:noProof/>
                 <w:webHidden/>
               </w:rPr>
-              <w:instrText xml:space="preserve"> PAGEREF _Toc56523606 \h </w:instrText>
+              <w:instrText xml:space="preserve"> PAGEREF _Toc56583789 \h </w:instrText>
             </w:r>
             <w:r>
               <w:rPr>
@@ -1296,11 +1264,9 @@
               <w:bCs w:val="0"/>
               <w:iCs w:val="0"/>
               <w:noProof/>
-              <w:sz w:val="22"/>
-              <w:szCs w:val="22"/>
             </w:rPr>
           </w:pPr>
-          <w:hyperlink w:anchor="_Toc56523607" w:history="1">
+          <w:hyperlink w:anchor="_Toc56583790" w:history="1">
             <w:r>
               <w:rPr>
                 <w:rStyle w:val="Hyperlink"/>
@@ -1315,8 +1281,6 @@
                 <w:bCs w:val="0"/>
                 <w:iCs w:val="0"/>
                 <w:noProof/>
-                <w:sz w:val="22"/>
-                <w:szCs w:val="22"/>
               </w:rPr>
               <w:tab/>
             </w:r>
@@ -1346,7 +1310,7 @@
                 <w:noProof/>
                 <w:webHidden/>
               </w:rPr>
-              <w:instrText xml:space="preserve"> PAGEREF _Toc56523607 \h </w:instrText>
+              <w:instrText xml:space="preserve"> PAGEREF _Toc56583790 \h </w:instrText>
             </w:r>
             <w:r>
               <w:rPr>
@@ -1386,11 +1350,9 @@
               <w:bCs w:val="0"/>
               <w:iCs w:val="0"/>
               <w:noProof/>
-              <w:sz w:val="22"/>
-              <w:szCs w:val="22"/>
             </w:rPr>
           </w:pPr>
-          <w:hyperlink w:anchor="_Toc56523608" w:history="1">
+          <w:hyperlink w:anchor="_Toc56583791" w:history="1">
             <w:r>
               <w:rPr>
                 <w:rStyle w:val="Hyperlink"/>
@@ -1417,7 +1379,7 @@
                 <w:noProof/>
                 <w:webHidden/>
               </w:rPr>
-              <w:instrText xml:space="preserve"> PAGEREF _Toc56523608 \h </w:instrText>
+              <w:instrText xml:space="preserve"> PAGEREF _Toc56583791 \h </w:instrText>
             </w:r>
             <w:r>
               <w:rPr>
@@ -1476,7 +1438,7 @@
       <w:pPr>
         <w:pStyle w:val="Heading1"/>
       </w:pPr>
-      <w:bookmarkStart w:id="4" w:name="_Toc56523596"/>
+      <w:bookmarkStart w:id="4" w:name="_Toc56583779"/>
       <w:r>
         <w:lastRenderedPageBreak/>
         <w:t>Introduction</w:t>
@@ -1515,7 +1477,7 @@
       <w:bookmarkStart w:id="7" w:name="_Toc56487769"/>
       <w:bookmarkStart w:id="8" w:name="_Toc56487837"/>
       <w:bookmarkStart w:id="9" w:name="_Toc56488067"/>
-      <w:bookmarkStart w:id="10" w:name="_Toc56523597"/>
+      <w:bookmarkStart w:id="10" w:name="_Toc56583780"/>
       <w:r>
         <w:t>Styles</w:t>
       </w:r>
@@ -1620,7 +1582,7 @@
       <w:bookmarkStart w:id="12" w:name="_Toc56487770"/>
       <w:bookmarkStart w:id="13" w:name="_Toc56487838"/>
       <w:bookmarkStart w:id="14" w:name="_Toc56488068"/>
-      <w:bookmarkStart w:id="15" w:name="_Toc56523598"/>
+      <w:bookmarkStart w:id="15" w:name="_Toc56583781"/>
       <w:r>
         <w:t>Headings and Subheadings</w:t>
       </w:r>
@@ -1680,7 +1642,7 @@
       <w:bookmarkStart w:id="18" w:name="_Toc56487771"/>
       <w:bookmarkStart w:id="19" w:name="_Toc56487839"/>
       <w:bookmarkStart w:id="20" w:name="_Toc56488069"/>
-      <w:bookmarkStart w:id="21" w:name="_Toc56523599"/>
+      <w:bookmarkStart w:id="21" w:name="_Toc56583782"/>
       <w:r>
         <w:t>A Subheading</w:t>
       </w:r>
@@ -1710,7 +1672,7 @@
       <w:bookmarkStart w:id="24" w:name="_Toc56487772"/>
       <w:bookmarkStart w:id="25" w:name="_Toc56487840"/>
       <w:bookmarkStart w:id="26" w:name="_Toc56488070"/>
-      <w:bookmarkStart w:id="27" w:name="_Toc56523600"/>
+      <w:bookmarkStart w:id="27" w:name="_Toc56583783"/>
       <w:r>
         <w:t>Another Subheading</w:t>
       </w:r>
@@ -1737,7 +1699,7 @@
       <w:bookmarkStart w:id="29" w:name="_Toc56487773"/>
       <w:bookmarkStart w:id="30" w:name="_Toc56487841"/>
       <w:bookmarkStart w:id="31" w:name="_Toc56488071"/>
-      <w:bookmarkStart w:id="32" w:name="_Toc56523601"/>
+      <w:bookmarkStart w:id="32" w:name="_Toc56583784"/>
       <w:r>
         <w:t xml:space="preserve">A </w:t>
       </w:r>
@@ -1772,7 +1734,7 @@
       <w:bookmarkStart w:id="34" w:name="_Toc56487774"/>
       <w:bookmarkStart w:id="35" w:name="_Toc56487842"/>
       <w:bookmarkStart w:id="36" w:name="_Toc56488072"/>
-      <w:bookmarkStart w:id="37" w:name="_Toc56523602"/>
+      <w:bookmarkStart w:id="37" w:name="_Toc56583785"/>
       <w:r>
         <w:lastRenderedPageBreak/>
         <w:t xml:space="preserve">Another </w:t>
@@ -1802,7 +1764,7 @@
       <w:bookmarkStart w:id="39" w:name="_Toc56487775"/>
       <w:bookmarkStart w:id="40" w:name="_Toc56487843"/>
       <w:bookmarkStart w:id="41" w:name="_Toc56488073"/>
-      <w:bookmarkStart w:id="42" w:name="_Toc56523603"/>
+      <w:bookmarkStart w:id="42" w:name="_Toc56583786"/>
       <w:r>
         <w:t>Table of Contents</w:t>
       </w:r>
@@ -1826,7 +1788,7 @@
       <w:pPr>
         <w:pStyle w:val="Heading1"/>
       </w:pPr>
-      <w:bookmarkStart w:id="43" w:name="_Toc56523604"/>
+      <w:bookmarkStart w:id="43" w:name="_Toc56583787"/>
       <w:r>
         <w:t>Pagination</w:t>
       </w:r>
@@ -1864,7 +1826,7 @@
       <w:pPr>
         <w:pStyle w:val="Heading1"/>
       </w:pPr>
-      <w:bookmarkStart w:id="44" w:name="_Toc56523605"/>
+      <w:bookmarkStart w:id="44" w:name="_Toc56583788"/>
       <w:r>
         <w:t>Footnotes</w:t>
       </w:r>
@@ -2275,10 +2237,7 @@
         <w:t xml:space="preserve"> S.C. de Propaganda Fide</w:t>
       </w:r>
       <w:r>
-        <w:t xml:space="preserve">, </w:t>
-      </w:r>
-      <w:r>
-        <w:t>1888–1906</w:t>
+        <w:t>, 1888–1906</w:t>
       </w:r>
       <w:r>
         <w:t xml:space="preserve"> (henceforth cited as </w:t>
@@ -2318,13 +2277,8 @@
         <w:t xml:space="preserve">Of course, you should cite the edition </w:t>
       </w:r>
       <w:r>
-        <w:t xml:space="preserve">that you </w:t>
-      </w:r>
-      <w:proofErr w:type="gramStart"/>
-      <w:r>
-        <w:t>actually used</w:t>
-      </w:r>
-      <w:proofErr w:type="gramEnd"/>
+        <w:t>that you actually used</w:t>
+      </w:r>
       <w:r>
         <w:t>, including the translation you used. (If you make your own translation, please indicate this with the words “my translation.”)</w:t>
       </w:r>
@@ -2409,15 +2363,7 @@
         <w:t>S.Th.</w:t>
       </w:r>
       <w:r>
-        <w:t xml:space="preserve"> altogether, </w:t>
-      </w:r>
-      <w:proofErr w:type="gramStart"/>
-      <w:r>
-        <w:t>as long as</w:t>
-      </w:r>
-      <w:proofErr w:type="gramEnd"/>
-      <w:r>
-        <w:t xml:space="preserve"> the references are unambiguous.</w:t>
+        <w:t xml:space="preserve"> altogether, as long as the references are unambiguous.</w:t>
       </w:r>
     </w:p>
     <w:p>
@@ -2483,10 +2429,7 @@
         <w:t>.</w:t>
       </w:r>
       <w:r>
-        <w:t>2,</w:t>
-      </w:r>
-      <w:r>
-        <w:t xml:space="preserve"> </w:t>
+        <w:t xml:space="preserve">2, </w:t>
       </w:r>
       <w:r>
         <w:t>1</w:t>
@@ -2560,10 +2503,7 @@
         <w:t>A.N. Author</w:t>
       </w:r>
       <w:r>
-        <w:t>, “Some Journal Article,”</w:t>
-      </w:r>
-      <w:r>
-        <w:t xml:space="preserve"> p. 222</w:t>
+        <w:t>, “Some Journal Article,” p. 222</w:t>
       </w:r>
       <w:r>
         <w:t>.</w:t>
@@ -2602,10 +2542,7 @@
         <w:t>Γ</w:t>
       </w:r>
       <w:r>
-        <w:t>.2, 1003b</w:t>
-      </w:r>
-      <w:r>
-        <w:t>35</w:t>
+        <w:t>.2, 1003b35</w:t>
       </w:r>
       <w:r>
         <w:rPr>
@@ -2758,292 +2695,280 @@
       <w:pPr>
         <w:pStyle w:val="Heading1"/>
       </w:pPr>
-      <w:bookmarkStart w:id="47" w:name="_Toc56486972"/>
-      <w:bookmarkStart w:id="48" w:name="_Toc56487776"/>
-      <w:bookmarkStart w:id="49" w:name="_Toc56487844"/>
-      <w:bookmarkStart w:id="50" w:name="_Toc56488074"/>
-      <w:bookmarkStart w:id="51" w:name="_Toc56486973"/>
-      <w:bookmarkStart w:id="52" w:name="_Toc56487777"/>
-      <w:bookmarkStart w:id="53" w:name="_Toc56487845"/>
-      <w:bookmarkStart w:id="54" w:name="_Toc56488075"/>
-      <w:bookmarkStart w:id="55" w:name="_Toc56523606"/>
+      <w:bookmarkStart w:id="47" w:name="_Toc56486973"/>
+      <w:bookmarkStart w:id="48" w:name="_Toc56487777"/>
+      <w:bookmarkStart w:id="49" w:name="_Toc56487845"/>
+      <w:bookmarkStart w:id="50" w:name="_Toc56488075"/>
+      <w:bookmarkStart w:id="51" w:name="_Toc56486972"/>
+      <w:bookmarkStart w:id="52" w:name="_Toc56487776"/>
+      <w:bookmarkStart w:id="53" w:name="_Toc56487844"/>
+      <w:bookmarkStart w:id="54" w:name="_Toc56488074"/>
+      <w:bookmarkStart w:id="55" w:name="_Toc56583789"/>
       <w:r>
         <w:t>Bibliograph</w:t>
+      </w:r>
+      <w:bookmarkEnd w:id="47"/>
+      <w:bookmarkEnd w:id="48"/>
+      <w:bookmarkEnd w:id="49"/>
+      <w:bookmarkEnd w:id="50"/>
+      <w:r>
+        <w:t>ical entries</w:t>
+      </w:r>
+      <w:bookmarkEnd w:id="55"/>
+    </w:p>
+    <w:p>
+      <w:pPr>
+        <w:pStyle w:val="BodyText"/>
+      </w:pPr>
+      <w:r>
+        <w:t>All works cited should be listed at the end of the paper, in alphabetical order by last name. See the style guide for details. Here, I will simpl</w:t>
+      </w:r>
+      <w:r>
+        <w:t>y</w:t>
+      </w:r>
+      <w:r>
+        <w:t xml:space="preserve"> note that the </w:t>
+      </w:r>
+      <w:r>
+        <w:t xml:space="preserve">formatting of the bibliographic </w:t>
+      </w:r>
+      <w:r>
+        <w:t>is nearly identical, save that the last name is listed first:</w:t>
+      </w:r>
+    </w:p>
+    <w:p>
+      <w:pPr>
+        <w:pStyle w:val="Quote"/>
+        <w:ind w:left="1134" w:hanging="567"/>
+      </w:pPr>
+      <w:r>
+        <w:rPr>
+          <w:smallCaps/>
+        </w:rPr>
+        <w:t>Aristotle</w:t>
+      </w:r>
+      <w:r>
+        <w:t xml:space="preserve">, </w:t>
+      </w:r>
+      <w:r>
+        <w:rPr>
+          <w:i/>
+        </w:rPr>
+        <w:t>Metaphysics</w:t>
+      </w:r>
+      <w:r>
+        <w:t xml:space="preserve">, </w:t>
+      </w:r>
+      <w:r>
+        <w:rPr>
+          <w:smallCaps/>
+        </w:rPr>
+        <w:t>W. Jaeger</w:t>
+      </w:r>
+      <w:r>
+        <w:t xml:space="preserve"> (ed.), Oxford, 1957.</w:t>
+      </w:r>
+    </w:p>
+    <w:p>
+      <w:pPr>
+        <w:pStyle w:val="Quote"/>
+        <w:ind w:left="1134" w:hanging="567"/>
+        <w:rPr>
+          <w:vertAlign w:val="superscript"/>
+        </w:rPr>
+      </w:pPr>
+      <w:r>
+        <w:rPr>
+          <w:rFonts w:cs="Times New Roman (Body CS)"/>
+          <w:smallCaps/>
+        </w:rPr>
+        <w:t>Author</w:t>
+      </w:r>
+      <w:r>
+        <w:rPr>
+          <w:rFonts w:cs="Times New Roman (Body CS)"/>
+          <w:smallCaps/>
+        </w:rPr>
+        <w:t xml:space="preserve">, </w:t>
+      </w:r>
+      <w:r>
+        <w:rPr>
+          <w:rFonts w:cs="Times New Roman (Body CS)"/>
+          <w:smallCaps/>
+        </w:rPr>
+        <w:t>A.N.</w:t>
+      </w:r>
+      <w:r>
+        <w:t xml:space="preserve">, </w:t>
+      </w:r>
+      <w:r>
+        <w:rPr>
+          <w:i/>
+          <w:iCs w:val="0"/>
+        </w:rPr>
+        <w:t>Some Book</w:t>
+      </w:r>
+      <w:r>
+        <w:t>, Publisher, City 2010</w:t>
+      </w:r>
+    </w:p>
+    <w:p>
+      <w:pPr>
+        <w:pStyle w:val="Quote"/>
+        <w:ind w:left="1134" w:hanging="567"/>
+        <w:rPr>
+          <w:vertAlign w:val="superscript"/>
+        </w:rPr>
+      </w:pPr>
+      <w:r>
+        <w:rPr>
+          <w:rFonts w:cs="Times New Roman (Body CS)"/>
+          <w:smallCaps/>
+        </w:rPr>
+        <w:t>—</w:t>
+      </w:r>
+      <w:r>
+        <w:t xml:space="preserve">, </w:t>
+      </w:r>
+      <w:r>
+        <w:rPr>
+          <w:i/>
+          <w:iCs w:val="0"/>
+        </w:rPr>
+        <w:t>Some Book</w:t>
+      </w:r>
+      <w:r>
+        <w:t>, Publisher, City 2020</w:t>
+      </w:r>
+      <w:r>
+        <w:rPr>
+          <w:vertAlign w:val="superscript"/>
+        </w:rPr>
+        <w:t>2</w:t>
+      </w:r>
+    </w:p>
+    <w:p>
+      <w:pPr>
+        <w:pStyle w:val="Quote"/>
+        <w:ind w:left="1134" w:hanging="567"/>
+      </w:pPr>
+      <w:r>
+        <w:rPr>
+          <w:rFonts w:cs="Times New Roman (Body CS)"/>
+          <w:smallCaps/>
+        </w:rPr>
+        <w:t>—</w:t>
+      </w:r>
+      <w:r>
+        <w:t xml:space="preserve">, “Some Journal Article,” </w:t>
+      </w:r>
+      <w:r>
+        <w:rPr>
+          <w:i/>
+        </w:rPr>
+        <w:t>Some Journal</w:t>
+      </w:r>
+      <w:r>
+        <w:t xml:space="preserve"> 33 (2020), 220–222.</w:t>
+      </w:r>
+    </w:p>
+    <w:p>
+      <w:pPr>
+        <w:pStyle w:val="Quote"/>
+        <w:ind w:left="1134" w:hanging="567"/>
+      </w:pPr>
+      <w:r>
+        <w:rPr>
+          <w:smallCaps/>
+        </w:rPr>
+        <w:t>Thomas Aquinas</w:t>
+      </w:r>
+      <w:r>
+        <w:t xml:space="preserve">, </w:t>
+      </w:r>
+      <w:r>
+        <w:rPr>
+          <w:i/>
+          <w:iCs w:val="0"/>
+        </w:rPr>
+        <w:t xml:space="preserve">Summa </w:t>
+      </w:r>
+      <w:proofErr w:type="spellStart"/>
+      <w:r>
+        <w:rPr>
+          <w:i/>
+          <w:iCs w:val="0"/>
+        </w:rPr>
+        <w:t>Theologiae</w:t>
+      </w:r>
+      <w:proofErr w:type="spellEnd"/>
+      <w:r>
+        <w:t xml:space="preserve">, Leon. vols. 4–12, </w:t>
+      </w:r>
+      <w:proofErr w:type="spellStart"/>
+      <w:r>
+        <w:t>Typographia</w:t>
+      </w:r>
+      <w:proofErr w:type="spellEnd"/>
+      <w:r>
+        <w:t xml:space="preserve"> </w:t>
+      </w:r>
+      <w:proofErr w:type="spellStart"/>
+      <w:r>
+        <w:t>Polyglotta</w:t>
+      </w:r>
+      <w:proofErr w:type="spellEnd"/>
+      <w:r>
+        <w:t xml:space="preserve"> S.C. de Propaganda Fide</w:t>
+      </w:r>
+      <w:r>
+        <w:t>, 1888–1906.</w:t>
+      </w:r>
+    </w:p>
+    <w:p>
+      <w:pPr>
+        <w:pStyle w:val="BodyTextNoIndent"/>
+      </w:pPr>
+      <w:r>
+        <w:t>Note that</w:t>
+      </w:r>
+      <w:r>
+        <w:t xml:space="preserve"> the author’s name is replaced by an </w:t>
+      </w:r>
+      <w:proofErr w:type="spellStart"/>
+      <w:r>
+        <w:t>en</w:t>
+      </w:r>
+      <w:proofErr w:type="spellEnd"/>
+      <w:r>
+        <w:t xml:space="preserve"> dash (—)</w:t>
+      </w:r>
+      <w:r>
+        <w:t xml:space="preserve"> in his second and subsequent works.</w:t>
+      </w:r>
+      <w:r>
+        <w:t xml:space="preserve"> I will include these works in the bibliography I make below.</w:t>
+      </w:r>
+    </w:p>
+    <w:p>
+      <w:pPr>
+        <w:pStyle w:val="Heading1"/>
+      </w:pPr>
+      <w:bookmarkStart w:id="56" w:name="_Toc56583790"/>
+      <w:r>
+        <w:t>Spell and Grammar Checks</w:t>
       </w:r>
       <w:bookmarkEnd w:id="51"/>
       <w:bookmarkEnd w:id="52"/>
       <w:bookmarkEnd w:id="53"/>
       <w:bookmarkEnd w:id="54"/>
-      <w:r>
-        <w:t>ical entries</w:t>
-      </w:r>
-      <w:bookmarkEnd w:id="55"/>
+      <w:bookmarkEnd w:id="56"/>
     </w:p>
     <w:p>
       <w:pPr>
         <w:pStyle w:val="BodyText"/>
       </w:pPr>
       <w:r>
-        <w:t>All works cited should be listed at the end of the paper, in alphabetical order by last name. See the style guide for details. Here, I will simpl</w:t>
-      </w:r>
-      <w:r>
-        <w:t>y</w:t>
-      </w:r>
-      <w:r>
-        <w:t xml:space="preserve"> note that the </w:t>
-      </w:r>
-      <w:r>
-        <w:t xml:space="preserve">formatting of the bibliographic </w:t>
-      </w:r>
-      <w:r>
-        <w:t>is nearly identical, save that the last name is listed first:</w:t>
-      </w:r>
-    </w:p>
-    <w:p>
-      <w:pPr>
-        <w:pStyle w:val="Quote"/>
-        <w:ind w:left="1134" w:hanging="567"/>
-      </w:pPr>
-      <w:r>
-        <w:rPr>
-          <w:smallCaps/>
-        </w:rPr>
-        <w:t>Aristotle</w:t>
-      </w:r>
-      <w:r>
-        <w:t xml:space="preserve">, </w:t>
-      </w:r>
-      <w:r>
-        <w:rPr>
-          <w:i/>
-        </w:rPr>
-        <w:t>Metaphysics</w:t>
-      </w:r>
-      <w:r>
-        <w:t xml:space="preserve">, </w:t>
-      </w:r>
-      <w:r>
-        <w:rPr>
-          <w:smallCaps/>
-        </w:rPr>
-        <w:t>W. Jaeger</w:t>
-      </w:r>
-      <w:r>
-        <w:t xml:space="preserve"> (ed.), Oxford, 1957.</w:t>
-      </w:r>
-    </w:p>
-    <w:p>
-      <w:pPr>
-        <w:pStyle w:val="Quote"/>
-        <w:ind w:left="1134" w:hanging="567"/>
-        <w:rPr>
-          <w:vertAlign w:val="superscript"/>
-        </w:rPr>
-      </w:pPr>
-      <w:r>
-        <w:rPr>
-          <w:rFonts w:cs="Times New Roman (Body CS)"/>
-          <w:smallCaps/>
-        </w:rPr>
-        <w:t>Author</w:t>
-      </w:r>
-      <w:r>
-        <w:rPr>
-          <w:rFonts w:cs="Times New Roman (Body CS)"/>
-          <w:smallCaps/>
-        </w:rPr>
-        <w:t xml:space="preserve">, </w:t>
-      </w:r>
-      <w:r>
-        <w:rPr>
-          <w:rFonts w:cs="Times New Roman (Body CS)"/>
-          <w:smallCaps/>
-        </w:rPr>
-        <w:t>A.N.</w:t>
-      </w:r>
-      <w:r>
-        <w:t xml:space="preserve">, </w:t>
-      </w:r>
-      <w:r>
-        <w:rPr>
-          <w:i/>
-          <w:iCs w:val="0"/>
-        </w:rPr>
-        <w:t>Some Book</w:t>
-      </w:r>
-      <w:r>
-        <w:t>, Publisher, City 2010</w:t>
-      </w:r>
-    </w:p>
-    <w:p>
-      <w:pPr>
-        <w:pStyle w:val="Quote"/>
-        <w:ind w:left="1134" w:hanging="567"/>
-        <w:rPr>
-          <w:vertAlign w:val="superscript"/>
-        </w:rPr>
-      </w:pPr>
-      <w:r>
-        <w:rPr>
-          <w:rFonts w:cs="Times New Roman (Body CS)"/>
-          <w:smallCaps/>
-        </w:rPr>
-        <w:t>—</w:t>
-      </w:r>
-      <w:r>
-        <w:t xml:space="preserve">, </w:t>
-      </w:r>
-      <w:r>
-        <w:rPr>
-          <w:i/>
-          <w:iCs w:val="0"/>
-        </w:rPr>
-        <w:t>Some Book</w:t>
-      </w:r>
-      <w:r>
-        <w:t>, Publisher, City 2020</w:t>
-      </w:r>
-      <w:r>
-        <w:rPr>
-          <w:vertAlign w:val="superscript"/>
-        </w:rPr>
-        <w:t>2</w:t>
-      </w:r>
-    </w:p>
-    <w:p>
-      <w:pPr>
-        <w:pStyle w:val="Quote"/>
-        <w:ind w:left="1134" w:hanging="567"/>
-      </w:pPr>
-      <w:r>
-        <w:rPr>
-          <w:rFonts w:cs="Times New Roman (Body CS)"/>
-          <w:smallCaps/>
-        </w:rPr>
-        <w:t>—</w:t>
-      </w:r>
-      <w:r>
-        <w:t xml:space="preserve">, “Some Journal Article,” </w:t>
-      </w:r>
-      <w:r>
-        <w:rPr>
-          <w:i/>
-        </w:rPr>
-        <w:t>Some Journal</w:t>
-      </w:r>
-      <w:r>
-        <w:t xml:space="preserve"> 33 (2020), 220–222.</w:t>
-      </w:r>
-    </w:p>
-    <w:p>
-      <w:pPr>
-        <w:pStyle w:val="Quote"/>
-        <w:ind w:left="1134" w:hanging="567"/>
-      </w:pPr>
-      <w:r>
-        <w:rPr>
-          <w:smallCaps/>
-        </w:rPr>
-        <w:t>Thomas Aquinas</w:t>
-      </w:r>
-      <w:r>
-        <w:t xml:space="preserve">, </w:t>
-      </w:r>
-      <w:r>
-        <w:rPr>
-          <w:i/>
-          <w:iCs w:val="0"/>
-        </w:rPr>
-        <w:t xml:space="preserve">Summa </w:t>
-      </w:r>
-      <w:proofErr w:type="spellStart"/>
-      <w:r>
-        <w:rPr>
-          <w:i/>
-          <w:iCs w:val="0"/>
-        </w:rPr>
-        <w:t>Theologiae</w:t>
-      </w:r>
-      <w:proofErr w:type="spellEnd"/>
-      <w:r>
-        <w:t xml:space="preserve">, Leon. vols. 4–12, </w:t>
-      </w:r>
-      <w:proofErr w:type="spellStart"/>
-      <w:r>
-        <w:t>Typographia</w:t>
-      </w:r>
-      <w:proofErr w:type="spellEnd"/>
-      <w:r>
-        <w:t xml:space="preserve"> </w:t>
-      </w:r>
-      <w:proofErr w:type="spellStart"/>
-      <w:r>
-        <w:t>Polyglotta</w:t>
-      </w:r>
-      <w:proofErr w:type="spellEnd"/>
-      <w:r>
-        <w:t xml:space="preserve"> S.C. de Propaganda Fide</w:t>
-      </w:r>
-      <w:r>
-        <w:t>, 1888</w:t>
-      </w:r>
-      <w:r>
-        <w:t>–</w:t>
-      </w:r>
-      <w:r>
-        <w:t>1906.</w:t>
-      </w:r>
-    </w:p>
-    <w:p>
-      <w:pPr>
-        <w:pStyle w:val="BodyTextNoIndent"/>
-      </w:pPr>
-      <w:r>
-        <w:t>Note that</w:t>
-      </w:r>
-      <w:r>
-        <w:t xml:space="preserve"> the author’s name is replaced by an </w:t>
-      </w:r>
-      <w:proofErr w:type="spellStart"/>
-      <w:r>
-        <w:t>en</w:t>
-      </w:r>
-      <w:proofErr w:type="spellEnd"/>
-      <w:r>
-        <w:t xml:space="preserve"> dash (</w:t>
-      </w:r>
-      <w:r>
-        <w:t>—</w:t>
-      </w:r>
-      <w:r>
-        <w:t>)</w:t>
-      </w:r>
-      <w:r>
-        <w:t xml:space="preserve"> in his second and subsequent works.</w:t>
-      </w:r>
-      <w:r>
-        <w:t xml:space="preserve"> I will include these works in the bibliography I make below.</w:t>
-      </w:r>
-    </w:p>
-    <w:p>
-      <w:pPr>
-        <w:pStyle w:val="Heading1"/>
-      </w:pPr>
-      <w:bookmarkStart w:id="56" w:name="_Toc56523607"/>
-      <w:r>
-        <w:t>Spell and Grammar Checks</w:t>
-      </w:r>
-      <w:bookmarkEnd w:id="47"/>
-      <w:bookmarkEnd w:id="48"/>
-      <w:bookmarkEnd w:id="49"/>
-      <w:bookmarkEnd w:id="50"/>
-      <w:bookmarkEnd w:id="56"/>
-    </w:p>
-    <w:p>
-      <w:pPr>
-        <w:pStyle w:val="BodyText"/>
-      </w:pPr>
-      <w:r>
         <w:t xml:space="preserve">To set the language for spell and grammar checks, </w:t>
       </w:r>
       <w:r>
@@ -3059,7 +2984,7 @@
       <w:pPr>
         <w:pStyle w:val="BibliographyHeading"/>
       </w:pPr>
-      <w:bookmarkStart w:id="57" w:name="_Toc56523608"/>
+      <w:bookmarkStart w:id="57" w:name="_Toc56583791"/>
       <w:r>
         <w:lastRenderedPageBreak/>
         <w:t>Bibliography</w:t>
@@ -3401,13 +3326,8 @@
       </w:r>
       <w:proofErr w:type="spellEnd"/>
       <w:r>
-        <w:t xml:space="preserve"> Regina </w:t>
-      </w:r>
-      <w:proofErr w:type="spellStart"/>
-      <w:r>
-        <w:t>Apostolorum</w:t>
-      </w:r>
-      <w:proofErr w:type="spellEnd"/>
+        <w:t xml:space="preserve"> Regina Apostolorum</w:t>
+      </w:r>
       <w:r>
         <w:t>, Rome 2004.</w:t>
       </w:r>
@@ -3551,15 +3471,7 @@
         <w:t xml:space="preserve"> </w:t>
       </w:r>
       <w:r>
-        <w:t xml:space="preserve">Note that in this </w:t>
-      </w:r>
-      <w:proofErr w:type="gramStart"/>
-      <w:r>
-        <w:t>particular case</w:t>
-      </w:r>
-      <w:proofErr w:type="gramEnd"/>
-      <w:r>
-        <w:t xml:space="preserve">, the publishing house (Oxford) happens to have the same name as the city in which it is located; thus, there is no need to repeat the name of the city. </w:t>
+        <w:t xml:space="preserve">Note that in this particular case, the publishing house (Oxford) happens to have the same name as the city in which it is located; thus, there is no need to repeat the name of the city. </w:t>
       </w:r>
     </w:p>
   </w:footnote>
@@ -3575,15 +3487,7 @@
         <w:footnoteRef/>
       </w:r>
       <w:r>
-        <w:t xml:space="preserve"> No need to re-state that it is </w:t>
-      </w:r>
-      <w:proofErr w:type="gramStart"/>
-      <w:r>
-        <w:t>Aristotle, unless</w:t>
-      </w:r>
-      <w:proofErr w:type="gramEnd"/>
-      <w:r>
-        <w:t xml:space="preserve"> you </w:t>
+        <w:t xml:space="preserve"> No need to re-state that it is Aristotle, unless you </w:t>
       </w:r>
       <w:r>
         <w:t>happen to be comparing Aristotle’s work with another by the very same name.</w:t>
@@ -5274,6 +5178,7 @@
   <w:style w:type="character" w:default="1" w:styleId="DefaultParagraphFont">
     <w:name w:val="Default Paragraph Font"/>
     <w:uiPriority w:val="1"/>
+    <w:semiHidden/>
     <w:unhideWhenUsed/>
   </w:style>
   <w:style w:type="table" w:default="1" w:styleId="TableNormal">
